--- a/Sprint20260921-20261002/HERO-68888_20261008_112534.docx
+++ b/Sprint20260921-20261002/HERO-68888_20261008_112534.docx
@@ -16,6 +16,21 @@
           <w:u w:val="none"/>
         </w:rPr>
         <w:t>HERO-68888 Test Report</w:t>
+      </w:r>
+    </w:p>
+    <w:p>
+      <w:pPr>
+        <w:spacing w:before="0" w:after="80"/>
+      </w:pPr>
+      <w:r>
+        <w:rPr>
+          <w:rFonts w:ascii="Arial" w:hAnsi="Arial" w:eastAsia="Arial" w:cs="Arial"/>
+          <w:b w:val="0"/>
+          <w:color w:val="000000"/>
+          <w:sz w:val="20"/>
+          <w:u w:val="none"/>
+        </w:rPr>
+        <w:t>&gt; Font: Arial for the entire document. L1: 16pt bold center; L2: 13pt bold underlined; L3: 12pt bold blue (#001eff); L4: 11pt bold blue (#001eff); body: 10pt. Language: English.</w:t>
       </w:r>
     </w:p>
     <w:p>
@@ -45,22 +60,7 @@
           <w:sz w:val="24"/>
           <w:u w:val="none"/>
         </w:rPr>
-        <w:t>F1.Aspen Membership Interface — Display Owner Code Setup</w:t>
-      </w:r>
-    </w:p>
-    <w:p>
-      <w:pPr>
-        <w:spacing w:before="120" w:after="60"/>
-      </w:pPr>
-      <w:r>
-        <w:rPr>
-          <w:rFonts w:ascii="Arial" w:hAnsi="Arial" w:eastAsia="Arial" w:cs="Arial"/>
-          <w:b/>
-          <w:color w:val="001EFF"/>
-          <w:sz w:val="22"/>
-          <w:u w:val="none"/>
-        </w:rPr>
-        <w:t>F1.1.Verify Interface Setup For Display Owner Code In Member Enquiry Result</w:t>
+        <w:t>F1. ASPEN Membership Interface Setup for Owner Code Display</w:t>
       </w:r>
     </w:p>
     <w:p>
@@ -91,7 +91,7 @@
           <w:sz w:val="20"/>
           <w:u w:val="none"/>
         </w:rPr>
-        <w:t>1. The fixed POS client build is deployed on a Workstation (Windows 11 Enterprise) and / or a vertical mobile device (Android Mobile / Apple iPad Tablet / iPhone)</w:t>
+        <w:t>1. An ASPEN XML membership interface is configured in Infrasys POS Platform under Interface Control &gt; Interfaces.</w:t>
       </w:r>
     </w:p>
     <w:p>
@@ -107,39 +107,7 @@
           <w:sz w:val="20"/>
           <w:u w:val="none"/>
         </w:rPr>
-        <w:t>2. An Aspen XML membership interface is configured on Infrasys Cloud platform &gt; Interface Control &gt; Interfaces (vendor = Aspen XML membership interface)</w:t>
-      </w:r>
-    </w:p>
-    <w:p>
-      <w:pPr>
-        <w:spacing w:before="0" w:after="40"/>
-        <w:ind w:left="360" w:hanging="240"/>
-      </w:pPr>
-      <w:r>
-        <w:rPr>
-          <w:rFonts w:ascii="Arial" w:hAnsi="Arial" w:eastAsia="Arial" w:cs="Arial"/>
-          <w:b w:val="0"/>
-          <w:color w:val="000000"/>
-          <w:sz w:val="20"/>
-          <w:u w:val="none"/>
-        </w:rPr>
-        <w:t>3. The interface setup includes the "Display Owner Code in Member Enquiry Result" field</w:t>
-      </w:r>
-    </w:p>
-    <w:p>
-      <w:pPr>
-        <w:spacing w:before="0" w:after="40"/>
-        <w:ind w:left="360" w:hanging="240"/>
-      </w:pPr>
-      <w:r>
-        <w:rPr>
-          <w:rFonts w:ascii="Arial" w:hAnsi="Arial" w:eastAsia="Arial" w:cs="Arial"/>
-          <w:b w:val="0"/>
-          <w:color w:val="000000"/>
-          <w:sz w:val="20"/>
-          <w:u w:val="none"/>
-        </w:rPr>
-        <w:t>4. Test environment: Local / HQ test environment</w:t>
+        <w:t>2. The user has permission to add or edit membership interface setups.</w:t>
       </w:r>
     </w:p>
     <w:p>
@@ -170,7 +138,7 @@
           <w:sz w:val="20"/>
           <w:u w:val="none"/>
         </w:rPr>
-        <w:t>1. Open the Infrasys Cloud platform &gt; Interface Control &gt; Interfaces</w:t>
+        <w:t>1. Add a new membership interface setup or edit the existing ASPEN XML membership interface.</w:t>
       </w:r>
     </w:p>
     <w:p>
@@ -186,7 +154,7 @@
           <w:sz w:val="20"/>
           <w:u w:val="none"/>
         </w:rPr>
-        <w:t>2. Click "Add New" to configure a new setup or edit the existing Aspen XML membership interface setup</w:t>
+        <w:t>2. Set Interface Type to Membership Interface and Vendor to the target ASPEN XML membership interface.</w:t>
       </w:r>
     </w:p>
     <w:p>
@@ -202,7 +170,7 @@
           <w:sz w:val="20"/>
           <w:u w:val="none"/>
         </w:rPr>
-        <w:t>3. Verify the interface setup includes the "Display Owner Code in Member Enquiry Result" field (with values Yes / No)</w:t>
+        <w:t>3. Set "Display Owner Code in Member Enquiry Result" to Yes and click "Save".</w:t>
       </w:r>
     </w:p>
     <w:p>
@@ -218,39 +186,7 @@
           <w:sz w:val="20"/>
           <w:u w:val="none"/>
         </w:rPr>
-        <w:t>4. Set "Display Owner Code in Member Enquiry Result" = Yes and save the record</w:t>
-      </w:r>
-    </w:p>
-    <w:p>
-      <w:pPr>
-        <w:spacing w:before="0" w:after="40"/>
-        <w:ind w:left="360" w:hanging="240"/>
-      </w:pPr>
-      <w:r>
-        <w:rPr>
-          <w:rFonts w:ascii="Arial" w:hAnsi="Arial" w:eastAsia="Arial" w:cs="Arial"/>
-          <w:b w:val="0"/>
-          <w:color w:val="000000"/>
-          <w:sz w:val="20"/>
-          <w:u w:val="none"/>
-        </w:rPr>
-        <w:t>5. Set "Display Owner Code in Member Enquiry Result" = No and save the record</w:t>
-      </w:r>
-    </w:p>
-    <w:p>
-      <w:pPr>
-        <w:spacing w:before="0" w:after="40"/>
-        <w:ind w:left="360" w:hanging="240"/>
-      </w:pPr>
-      <w:r>
-        <w:rPr>
-          <w:rFonts w:ascii="Arial" w:hAnsi="Arial" w:eastAsia="Arial" w:cs="Arial"/>
-          <w:b w:val="0"/>
-          <w:color w:val="000000"/>
-          <w:sz w:val="20"/>
-          <w:u w:val="none"/>
-        </w:rPr>
-        <w:t>6. Leave "Display Owner Code in Member Enquiry Result" empty and save the record</w:t>
+        <w:t>4. Reopen the interface record.</w:t>
       </w:r>
     </w:p>
     <w:p>
@@ -281,7 +217,7 @@
           <w:sz w:val="20"/>
           <w:u w:val="none"/>
         </w:rPr>
-        <w:t>1. The Aspen XML membership interface setup page shows the "Display Owner Code in Member Enquiry Result" field as per the new feature</w:t>
+        <w:t>1. The "Display Owner Code in Member Enquiry Result" field is available under General Setup and can be set to Yes or No.</w:t>
       </w:r>
     </w:p>
     <w:p>
@@ -297,7 +233,7 @@
           <w:sz w:val="20"/>
           <w:u w:val="none"/>
         </w:rPr>
-        <w:t>2. The field can be set to Yes, No, or left empty and saved successfully</w:t>
+        <w:t>2. The record is saved successfully and the setting value is retained after reopening.</w:t>
       </w:r>
     </w:p>
     <w:p>
@@ -313,7 +249,7 @@
           <w:sz w:val="20"/>
           <w:u w:val="none"/>
         </w:rPr>
-        <w:t>3. The configuration is persisted correctly across interface setup edits</w:t>
+        <w:t>3. The setting can be changed between Yes and No and saved without error.</w:t>
       </w:r>
     </w:p>
     <w:p>
@@ -328,7 +264,7 @@
           <w:sz w:val="24"/>
           <w:u w:val="none"/>
         </w:rPr>
-        <w:t>F2.Member Search List — Owner Code Column</w:t>
+        <w:t>F2. Owner Code Display in the Member Search List</w:t>
       </w:r>
     </w:p>
     <w:p>
@@ -343,7 +279,7 @@
           <w:sz w:val="22"/>
           <w:u w:val="none"/>
         </w:rPr>
-        <w:t>F2.1.Verify Owner Code Column Is Added To Member Search List When Setup Is Yes</w:t>
+        <w:t>F2.1. Owner Code Column Displayed When Multiple Members Are Found</w:t>
       </w:r>
     </w:p>
     <w:p>
@@ -374,7 +310,7 @@
           <w:sz w:val="20"/>
           <w:u w:val="none"/>
         </w:rPr>
-        <w:t>1. The fixed POS client build is deployed on a Workstation (horizontal desktop view) and a vertical mobile device</w:t>
+        <w:t>1. "Display Owner Code in Member Enquiry Result" is set to Yes for the ASPEN interface.</w:t>
       </w:r>
     </w:p>
     <w:p>
@@ -390,7 +326,7 @@
           <w:sz w:val="20"/>
           <w:u w:val="none"/>
         </w:rPr>
-        <w:t>2. An Aspen XML membership interface is configured with "Display Owner Code in Member Enquiry Result" = Yes</w:t>
+        <w:t>2. The external party returns multiple members with non-empty ARIO_CODE values for the search criteria.</w:t>
       </w:r>
     </w:p>
     <w:p>
@@ -406,39 +342,7 @@
           <w:sz w:val="20"/>
           <w:u w:val="none"/>
         </w:rPr>
-        <w:t>3. Multiple Aspen members exist on the external party so that the member search returns more than one result</w:t>
-      </w:r>
-    </w:p>
-    <w:p>
-      <w:pPr>
-        <w:spacing w:before="0" w:after="40"/>
-        <w:ind w:left="360" w:hanging="240"/>
-      </w:pPr>
-      <w:r>
-        <w:rPr>
-          <w:rFonts w:ascii="Arial" w:hAnsi="Arial" w:eastAsia="Arial" w:cs="Arial"/>
-          <w:b w:val="0"/>
-          <w:color w:val="000000"/>
-          <w:sz w:val="20"/>
-          <w:u w:val="none"/>
-        </w:rPr>
-        <w:t>4. At least one member has a non-empty ARIO_CODE value; at least one member has an empty / missing ARIO_CODE value</w:t>
-      </w:r>
-    </w:p>
-    <w:p>
-      <w:pPr>
-        <w:spacing w:before="0" w:after="40"/>
-        <w:ind w:left="360" w:hanging="240"/>
-      </w:pPr>
-      <w:r>
-        <w:rPr>
-          <w:rFonts w:ascii="Arial" w:hAnsi="Arial" w:eastAsia="Arial" w:cs="Arial"/>
-          <w:b w:val="0"/>
-          <w:color w:val="000000"/>
-          <w:sz w:val="20"/>
-          <w:u w:val="none"/>
-        </w:rPr>
-        <w:t>5. Test environment: Local / HQ test environment</w:t>
+        <w:t>3. A new check is opened.</w:t>
       </w:r>
     </w:p>
     <w:p>
@@ -469,7 +373,7 @@
           <w:sz w:val="20"/>
           <w:u w:val="none"/>
         </w:rPr>
-        <w:t>1. Open a new check on the POS client on the horizontal desktop view</w:t>
+        <w:t>1. Click "Set Member" on the new check.</w:t>
       </w:r>
     </w:p>
     <w:p>
@@ -485,7 +389,7 @@
           <w:sz w:val="20"/>
           <w:u w:val="none"/>
         </w:rPr>
-        <w:t>2. Click the function "Set Member"</w:t>
+        <w:t>2. Input search criteria for the member search and click "Enter".</w:t>
       </w:r>
     </w:p>
     <w:p>
@@ -501,135 +405,7 @@
           <w:sz w:val="20"/>
           <w:u w:val="none"/>
         </w:rPr>
-        <w:t>3. Input the search criteria for member search</w:t>
-      </w:r>
-    </w:p>
-    <w:p>
-      <w:pPr>
-        <w:spacing w:before="0" w:after="40"/>
-        <w:ind w:left="360" w:hanging="240"/>
-      </w:pPr>
-      <w:r>
-        <w:rPr>
-          <w:rFonts w:ascii="Arial" w:hAnsi="Arial" w:eastAsia="Arial" w:cs="Arial"/>
-          <w:b w:val="0"/>
-          <w:color w:val="000000"/>
-          <w:sz w:val="20"/>
-          <w:u w:val="none"/>
-        </w:rPr>
-        <w:t>4. Click the button "Enter"</w:t>
-      </w:r>
-    </w:p>
-    <w:p>
-      <w:pPr>
-        <w:spacing w:before="0" w:after="40"/>
-        <w:ind w:left="360" w:hanging="240"/>
-      </w:pPr>
-      <w:r>
-        <w:rPr>
-          <w:rFonts w:ascii="Arial" w:hAnsi="Arial" w:eastAsia="Arial" w:cs="Arial"/>
-          <w:b w:val="0"/>
-          <w:color w:val="000000"/>
-          <w:sz w:val="20"/>
-          <w:u w:val="none"/>
-        </w:rPr>
-        <w:t>5. Verify the system triggers the external party API for Aspen member enquiry and returns more than one member</w:t>
-      </w:r>
-    </w:p>
-    <w:p>
-      <w:pPr>
-        <w:spacing w:before="0" w:after="40"/>
-        <w:ind w:left="360" w:hanging="240"/>
-      </w:pPr>
-      <w:r>
-        <w:rPr>
-          <w:rFonts w:ascii="Arial" w:hAnsi="Arial" w:eastAsia="Arial" w:cs="Arial"/>
-          <w:b w:val="0"/>
-          <w:color w:val="000000"/>
-          <w:sz w:val="20"/>
-          <w:u w:val="none"/>
-        </w:rPr>
-        <w:t>6. Verify the system shows the returned member search list with the "Owner Code" column added next to "Member No."</w:t>
-      </w:r>
-    </w:p>
-    <w:p>
-      <w:pPr>
-        <w:spacing w:before="0" w:after="40"/>
-        <w:ind w:left="360" w:hanging="240"/>
-      </w:pPr>
-      <w:r>
-        <w:rPr>
-          <w:rFonts w:ascii="Arial" w:hAnsi="Arial" w:eastAsia="Arial" w:cs="Arial"/>
-          <w:b w:val="0"/>
-          <w:color w:val="000000"/>
-          <w:sz w:val="20"/>
-          <w:u w:val="none"/>
-        </w:rPr>
-        <w:t>7. For each row in the list:</w:t>
-      </w:r>
-    </w:p>
-    <w:p>
-      <w:pPr>
-        <w:spacing w:before="0" w:after="40"/>
-        <w:ind w:left="720" w:hanging="240"/>
-      </w:pPr>
-      <w:r>
-        <w:rPr>
-          <w:rFonts w:ascii="Arial" w:hAnsi="Arial" w:eastAsia="Arial" w:cs="Arial"/>
-          <w:b w:val="0"/>
-          <w:color w:val="000000"/>
-          <w:sz w:val="20"/>
-          <w:u w:val="none"/>
-        </w:rPr>
-        <w:t>• If the field "ARIO_CODE" of a member is returned with a non-empty value, verify the value is shown in the "Owner Code" column</w:t>
-      </w:r>
-    </w:p>
-    <w:p>
-      <w:pPr>
-        <w:spacing w:before="0" w:after="40"/>
-        <w:ind w:left="720" w:hanging="240"/>
-      </w:pPr>
-      <w:r>
-        <w:rPr>
-          <w:rFonts w:ascii="Arial" w:hAnsi="Arial" w:eastAsia="Arial" w:cs="Arial"/>
-          <w:b w:val="0"/>
-          <w:color w:val="000000"/>
-          <w:sz w:val="20"/>
-          <w:u w:val="none"/>
-        </w:rPr>
-        <w:t>• If the field "ARIO_CODE" is missing or empty, verify a blank string is shown in the "Owner Code" column</w:t>
-      </w:r>
-    </w:p>
-    <w:p>
-      <w:pPr>
-        <w:spacing w:before="0" w:after="40"/>
-        <w:ind w:left="360" w:hanging="240"/>
-      </w:pPr>
-      <w:r>
-        <w:rPr>
-          <w:rFonts w:ascii="Arial" w:hAnsi="Arial" w:eastAsia="Arial" w:cs="Arial"/>
-          <w:b w:val="0"/>
-          <w:color w:val="000000"/>
-          <w:sz w:val="20"/>
-          <w:u w:val="none"/>
-        </w:rPr>
-        <w:t>8. Verify the existing "Member No." and "Name" columns continue to display correctly</w:t>
-      </w:r>
-    </w:p>
-    <w:p>
-      <w:pPr>
-        <w:spacing w:before="0" w:after="40"/>
-        <w:ind w:left="360" w:hanging="240"/>
-      </w:pPr>
-      <w:r>
-        <w:rPr>
-          <w:rFonts w:ascii="Arial" w:hAnsi="Arial" w:eastAsia="Arial" w:cs="Arial"/>
-          <w:b w:val="0"/>
-          <w:color w:val="000000"/>
-          <w:sz w:val="20"/>
-          <w:u w:val="none"/>
-        </w:rPr>
-        <w:t>9. Repeat the same flow on the vertical mobile view</w:t>
+        <w:t>3. Review the returned member search list.</w:t>
       </w:r>
     </w:p>
     <w:p>
@@ -660,7 +436,7 @@
           <w:sz w:val="20"/>
           <w:u w:val="none"/>
         </w:rPr>
-        <w:t>1. The "Set Member" function opens the member search panel on both horizontal desktop view and vertical mobile view</w:t>
+        <w:t>1. The system triggers the external party API for the ASPEN member enquiry.</w:t>
       </w:r>
     </w:p>
     <w:p>
@@ -676,7 +452,7 @@
           <w:sz w:val="20"/>
           <w:u w:val="none"/>
         </w:rPr>
-        <w:t>2. After inputting the search criteria and clicking "Enter", the system triggers the external party API for Aspen member enquiry and returns more than one member</w:t>
+        <w:t>2. The "Owner Code" column is added next to "Member No." in the member search list.</w:t>
       </w:r>
     </w:p>
     <w:p>
@@ -692,39 +468,7 @@
           <w:sz w:val="20"/>
           <w:u w:val="none"/>
         </w:rPr>
-        <w:t>3. The member search list shows the "Owner Code" column added next to "Member No." on both horizontal desktop view and vertical mobile view</w:t>
-      </w:r>
-    </w:p>
-    <w:p>
-      <w:pPr>
-        <w:spacing w:before="0" w:after="40"/>
-        <w:ind w:left="360" w:hanging="240"/>
-      </w:pPr>
-      <w:r>
-        <w:rPr>
-          <w:rFonts w:ascii="Arial" w:hAnsi="Arial" w:eastAsia="Arial" w:cs="Arial"/>
-          <w:b w:val="0"/>
-          <w:color w:val="000000"/>
-          <w:sz w:val="20"/>
-          <w:u w:val="none"/>
-        </w:rPr>
-        <w:t>4. For each row, when ARIO_CODE is returned with a non-empty value, the value is shown in the "Owner Code" column; when ARIO_CODE is missing or empty, a blank string is shown</w:t>
-      </w:r>
-    </w:p>
-    <w:p>
-      <w:pPr>
-        <w:spacing w:before="0" w:after="40"/>
-        <w:ind w:left="360" w:hanging="240"/>
-      </w:pPr>
-      <w:r>
-        <w:rPr>
-          <w:rFonts w:ascii="Arial" w:hAnsi="Arial" w:eastAsia="Arial" w:cs="Arial"/>
-          <w:b w:val="0"/>
-          <w:color w:val="000000"/>
-          <w:sz w:val="20"/>
-          <w:u w:val="none"/>
-        </w:rPr>
-        <w:t>5. The existing "Member No." and "Name" columns continue to display correctly — no regression in the existing handling</w:t>
+        <w:t>3. Each member row shows the ARIO_CODE value in "Owner Code", while "Member No." and "Name" follow the existing handling.</w:t>
       </w:r>
     </w:p>
     <w:p>
@@ -739,7 +483,7 @@
           <w:sz w:val="22"/>
           <w:u w:val="none"/>
         </w:rPr>
-        <w:t>F2.2.Verify Owner Code Column Is Not Added When Setup Is No Or Empty</w:t>
+        <w:t>F2.2. Blank Owner Code When ARIO_CODE Is Missing or Empty</w:t>
       </w:r>
     </w:p>
     <w:p>
@@ -770,7 +514,7 @@
           <w:sz w:val="20"/>
           <w:u w:val="none"/>
         </w:rPr>
-        <w:t>1. The fixed POS client build is deployed on a Workstation (horizontal desktop view) and a vertical mobile device</w:t>
+        <w:t>1. "Display Owner Code in Member Enquiry Result" is set to Yes.</w:t>
       </w:r>
     </w:p>
     <w:p>
@@ -786,7 +530,7 @@
           <w:sz w:val="20"/>
           <w:u w:val="none"/>
         </w:rPr>
-        <w:t>2. An Aspen XML membership interface is configured with "Display Owner Code in Member Enquiry Result" = No (or left empty)</w:t>
+        <w:t>2. The external party returns members whose ARIO_CODE field is missing or empty.</w:t>
       </w:r>
     </w:p>
     <w:p>
@@ -802,23 +546,7 @@
           <w:sz w:val="20"/>
           <w:u w:val="none"/>
         </w:rPr>
-        <w:t>3. Multiple Aspen members exist on the external party so that the member search returns more than one result</w:t>
-      </w:r>
-    </w:p>
-    <w:p>
-      <w:pPr>
-        <w:spacing w:before="0" w:after="40"/>
-        <w:ind w:left="360" w:hanging="240"/>
-      </w:pPr>
-      <w:r>
-        <w:rPr>
-          <w:rFonts w:ascii="Arial" w:hAnsi="Arial" w:eastAsia="Arial" w:cs="Arial"/>
-          <w:b w:val="0"/>
-          <w:color w:val="000000"/>
-          <w:sz w:val="20"/>
-          <w:u w:val="none"/>
-        </w:rPr>
-        <w:t>4. Test environment: Local / HQ test environment</w:t>
+        <w:t>3. A new check is opened.</w:t>
       </w:r>
     </w:p>
     <w:p>
@@ -849,7 +577,7 @@
           <w:sz w:val="20"/>
           <w:u w:val="none"/>
         </w:rPr>
-        <w:t>1. Open a new check on the POS client on the horizontal desktop view</w:t>
+        <w:t>1. Click "Set Member" and input search criteria matching the prepared members.</w:t>
       </w:r>
     </w:p>
     <w:p>
@@ -865,87 +593,7 @@
           <w:sz w:val="20"/>
           <w:u w:val="none"/>
         </w:rPr>
-        <w:t>2. Click the function "Set Member"</w:t>
-      </w:r>
-    </w:p>
-    <w:p>
-      <w:pPr>
-        <w:spacing w:before="0" w:after="40"/>
-        <w:ind w:left="360" w:hanging="240"/>
-      </w:pPr>
-      <w:r>
-        <w:rPr>
-          <w:rFonts w:ascii="Arial" w:hAnsi="Arial" w:eastAsia="Arial" w:cs="Arial"/>
-          <w:b w:val="0"/>
-          <w:color w:val="000000"/>
-          <w:sz w:val="20"/>
-          <w:u w:val="none"/>
-        </w:rPr>
-        <w:t>3. Input the search criteria for member search</w:t>
-      </w:r>
-    </w:p>
-    <w:p>
-      <w:pPr>
-        <w:spacing w:before="0" w:after="40"/>
-        <w:ind w:left="360" w:hanging="240"/>
-      </w:pPr>
-      <w:r>
-        <w:rPr>
-          <w:rFonts w:ascii="Arial" w:hAnsi="Arial" w:eastAsia="Arial" w:cs="Arial"/>
-          <w:b w:val="0"/>
-          <w:color w:val="000000"/>
-          <w:sz w:val="20"/>
-          <w:u w:val="none"/>
-        </w:rPr>
-        <w:t>4. Click the button "Enter"</w:t>
-      </w:r>
-    </w:p>
-    <w:p>
-      <w:pPr>
-        <w:spacing w:before="0" w:after="40"/>
-        <w:ind w:left="360" w:hanging="240"/>
-      </w:pPr>
-      <w:r>
-        <w:rPr>
-          <w:rFonts w:ascii="Arial" w:hAnsi="Arial" w:eastAsia="Arial" w:cs="Arial"/>
-          <w:b w:val="0"/>
-          <w:color w:val="000000"/>
-          <w:sz w:val="20"/>
-          <w:u w:val="none"/>
-        </w:rPr>
-        <w:t>5. Verify the system triggers the external party API for Aspen member enquiry and returns more than one member</w:t>
-      </w:r>
-    </w:p>
-    <w:p>
-      <w:pPr>
-        <w:spacing w:before="0" w:after="40"/>
-        <w:ind w:left="360" w:hanging="240"/>
-      </w:pPr>
-      <w:r>
-        <w:rPr>
-          <w:rFonts w:ascii="Arial" w:hAnsi="Arial" w:eastAsia="Arial" w:cs="Arial"/>
-          <w:b w:val="0"/>
-          <w:color w:val="000000"/>
-          <w:sz w:val="20"/>
-          <w:u w:val="none"/>
-        </w:rPr>
-        <w:t>6. Verify the member search list does NOT show the "Owner Code" column — only "Member No." and "Name" columns are shown</w:t>
-      </w:r>
-    </w:p>
-    <w:p>
-      <w:pPr>
-        <w:spacing w:before="0" w:after="40"/>
-        <w:ind w:left="360" w:hanging="240"/>
-      </w:pPr>
-      <w:r>
-        <w:rPr>
-          <w:rFonts w:ascii="Arial" w:hAnsi="Arial" w:eastAsia="Arial" w:cs="Arial"/>
-          <w:b w:val="0"/>
-          <w:color w:val="000000"/>
-          <w:sz w:val="20"/>
-          <w:u w:val="none"/>
-        </w:rPr>
-        <w:t>7. Repeat the same flow on the vertical mobile view</w:t>
+        <w:t>2. Click "Enter" and review the member search list.</w:t>
       </w:r>
     </w:p>
     <w:p>
@@ -976,7 +624,7 @@
           <w:sz w:val="20"/>
           <w:u w:val="none"/>
         </w:rPr>
-        <w:t>1. The "Set Member" function opens the member search panel on both horizontal desktop view and vertical mobile view</w:t>
+        <w:t>1. The "Owner Code" column is displayed in the search list.</w:t>
       </w:r>
     </w:p>
     <w:p>
@@ -992,7 +640,7 @@
           <w:sz w:val="20"/>
           <w:u w:val="none"/>
         </w:rPr>
-        <w:t>2. After inputting the search criteria and clicking "Enter", the system triggers the external party API for Aspen member enquiry and returns more than one member</w:t>
+        <w:t>2. A blank string is shown in "Owner Code" for members whose ARIO_CODE is missing or empty.</w:t>
       </w:r>
     </w:p>
     <w:p>
@@ -1008,23 +656,7 @@
           <w:sz w:val="20"/>
           <w:u w:val="none"/>
         </w:rPr>
-        <w:t>3. The member search list does NOT show the "Owner Code" column — only "Member No." and "Name" columns are shown, following the existing handling</w:t>
-      </w:r>
-    </w:p>
-    <w:p>
-      <w:pPr>
-        <w:spacing w:before="0" w:after="40"/>
-        <w:ind w:left="360" w:hanging="240"/>
-      </w:pPr>
-      <w:r>
-        <w:rPr>
-          <w:rFonts w:ascii="Arial" w:hAnsi="Arial" w:eastAsia="Arial" w:cs="Arial"/>
-          <w:b w:val="0"/>
-          <w:color w:val="000000"/>
-          <w:sz w:val="20"/>
-          <w:u w:val="none"/>
-        </w:rPr>
-        <w:t>4. The behaviour is consistent when "Display Owner Code in Member Enquiry Result" is set to No or left empty</w:t>
+        <w:t>3. The "Member No." and "Name" fields are still displayed normally.</w:t>
       </w:r>
     </w:p>
     <w:p>
@@ -1039,7 +671,7 @@
           <w:sz w:val="24"/>
           <w:u w:val="none"/>
         </w:rPr>
-        <w:t>F3.Member Details Page — Owner Code Row</w:t>
+        <w:t>F3. Owner Code Display on the Member Details Page</w:t>
       </w:r>
     </w:p>
     <w:p>
@@ -1054,7 +686,7 @@
           <w:sz w:val="22"/>
           <w:u w:val="none"/>
         </w:rPr>
-        <w:t>F3.1.Verify Owner Code Row Is Inserted On Member Details Page When Setup Is Yes</w:t>
+        <w:t>F3.1. Owner Code Row Displayed When Only One Member Is Found</w:t>
       </w:r>
     </w:p>
     <w:p>
@@ -1085,7 +717,7 @@
           <w:sz w:val="20"/>
           <w:u w:val="none"/>
         </w:rPr>
-        <w:t>1. The fixed POS client build is deployed on a Workstation (horizontal desktop view) and a vertical mobile device</w:t>
+        <w:t>1. "Display Owner Code in Member Enquiry Result" is set to Yes.</w:t>
       </w:r>
     </w:p>
     <w:p>
@@ -1101,7 +733,7 @@
           <w:sz w:val="20"/>
           <w:u w:val="none"/>
         </w:rPr>
-        <w:t>2. An Aspen XML membership interface is configured with "Display Owner Code in Member Enquiry Result" = Yes</w:t>
+        <w:t>2. The external party returns exactly one member with a non-empty ARIO_CODE.</w:t>
       </w:r>
     </w:p>
     <w:p>
@@ -1117,39 +749,7 @@
           <w:sz w:val="20"/>
           <w:u w:val="none"/>
         </w:rPr>
-        <w:t>3. An Aspen member with a non-empty ARIO_CODE value exists on the external party</w:t>
-      </w:r>
-    </w:p>
-    <w:p>
-      <w:pPr>
-        <w:spacing w:before="0" w:after="40"/>
-        <w:ind w:left="360" w:hanging="240"/>
-      </w:pPr>
-      <w:r>
-        <w:rPr>
-          <w:rFonts w:ascii="Arial" w:hAnsi="Arial" w:eastAsia="Arial" w:cs="Arial"/>
-          <w:b w:val="0"/>
-          <w:color w:val="000000"/>
-          <w:sz w:val="20"/>
-          <w:u w:val="none"/>
-        </w:rPr>
-        <w:t>4. An Aspen member with an empty / missing ARIO_CODE value exists on the external party</w:t>
-      </w:r>
-    </w:p>
-    <w:p>
-      <w:pPr>
-        <w:spacing w:before="0" w:after="40"/>
-        <w:ind w:left="360" w:hanging="240"/>
-      </w:pPr>
-      <w:r>
-        <w:rPr>
-          <w:rFonts w:ascii="Arial" w:hAnsi="Arial" w:eastAsia="Arial" w:cs="Arial"/>
-          <w:b w:val="0"/>
-          <w:color w:val="000000"/>
-          <w:sz w:val="20"/>
-          <w:u w:val="none"/>
-        </w:rPr>
-        <w:t>5. Test environment: Local / HQ test environment</w:t>
+        <w:t>3. A new check is opened.</w:t>
       </w:r>
     </w:p>
     <w:p>
@@ -1180,7 +780,7 @@
           <w:sz w:val="20"/>
           <w:u w:val="none"/>
         </w:rPr>
-        <w:t>1. Open a new check on the POS client on the horizontal desktop view</w:t>
+        <w:t>1. Click "Set Member", input the search criteria, and click "Enter".</w:t>
       </w:r>
     </w:p>
     <w:p>
@@ -1196,7 +796,7 @@
           <w:sz w:val="20"/>
           <w:u w:val="none"/>
         </w:rPr>
-        <w:t>2. Click the function "Set Member"</w:t>
+        <w:t>2. Wait for the member details page ("Basic Information" tab) to display.</w:t>
       </w:r>
     </w:p>
     <w:p>
@@ -1212,135 +812,7 @@
           <w:sz w:val="20"/>
           <w:u w:val="none"/>
         </w:rPr>
-        <w:t>3. Input the search criteria for the member with a non-empty ARIO_CODE value</w:t>
-      </w:r>
-    </w:p>
-    <w:p>
-      <w:pPr>
-        <w:spacing w:before="0" w:after="40"/>
-        <w:ind w:left="360" w:hanging="240"/>
-      </w:pPr>
-      <w:r>
-        <w:rPr>
-          <w:rFonts w:ascii="Arial" w:hAnsi="Arial" w:eastAsia="Arial" w:cs="Arial"/>
-          <w:b w:val="0"/>
-          <w:color w:val="000000"/>
-          <w:sz w:val="20"/>
-          <w:u w:val="none"/>
-        </w:rPr>
-        <w:t>4. Click the button "Enter"</w:t>
-      </w:r>
-    </w:p>
-    <w:p>
-      <w:pPr>
-        <w:spacing w:before="0" w:after="40"/>
-        <w:ind w:left="360" w:hanging="240"/>
-      </w:pPr>
-      <w:r>
-        <w:rPr>
-          <w:rFonts w:ascii="Arial" w:hAnsi="Arial" w:eastAsia="Arial" w:cs="Arial"/>
-          <w:b w:val="0"/>
-          <w:color w:val="000000"/>
-          <w:sz w:val="20"/>
-          <w:u w:val="none"/>
-        </w:rPr>
-        <w:t>5. If multiple members are returned, select the target member; if only one member is returned, go to step 6</w:t>
-      </w:r>
-    </w:p>
-    <w:p>
-      <w:pPr>
-        <w:spacing w:before="0" w:after="40"/>
-        <w:ind w:left="360" w:hanging="240"/>
-      </w:pPr>
-      <w:r>
-        <w:rPr>
-          <w:rFonts w:ascii="Arial" w:hAnsi="Arial" w:eastAsia="Arial" w:cs="Arial"/>
-          <w:b w:val="0"/>
-          <w:color w:val="000000"/>
-          <w:sz w:val="20"/>
-          <w:u w:val="none"/>
-        </w:rPr>
-        <w:t>6. Verify the system shows the member details page for the member (tab "Basic Information")</w:t>
-      </w:r>
-    </w:p>
-    <w:p>
-      <w:pPr>
-        <w:spacing w:before="0" w:after="40"/>
-        <w:ind w:left="360" w:hanging="240"/>
-      </w:pPr>
-      <w:r>
-        <w:rPr>
-          <w:rFonts w:ascii="Arial" w:hAnsi="Arial" w:eastAsia="Arial" w:cs="Arial"/>
-          <w:b w:val="0"/>
-          <w:color w:val="000000"/>
-          <w:sz w:val="20"/>
-          <w:u w:val="none"/>
-        </w:rPr>
-        <w:t>7. Verify the system inserts a row "Owner Code" at the end of the member details</w:t>
-      </w:r>
-    </w:p>
-    <w:p>
-      <w:pPr>
-        <w:spacing w:before="0" w:after="40"/>
-        <w:ind w:left="360" w:hanging="240"/>
-      </w:pPr>
-      <w:r>
-        <w:rPr>
-          <w:rFonts w:ascii="Arial" w:hAnsi="Arial" w:eastAsia="Arial" w:cs="Arial"/>
-          <w:b w:val="0"/>
-          <w:color w:val="000000"/>
-          <w:sz w:val="20"/>
-          <w:u w:val="none"/>
-        </w:rPr>
-        <w:t>8. Verify the ARIO_CODE value of the member is shown in the "Owner Code" row</w:t>
-      </w:r>
-    </w:p>
-    <w:p>
-      <w:pPr>
-        <w:spacing w:before="0" w:after="40"/>
-        <w:ind w:left="360" w:hanging="240"/>
-      </w:pPr>
-      <w:r>
-        <w:rPr>
-          <w:rFonts w:ascii="Arial" w:hAnsi="Arial" w:eastAsia="Arial" w:cs="Arial"/>
-          <w:b w:val="0"/>
-          <w:color w:val="000000"/>
-          <w:sz w:val="20"/>
-          <w:u w:val="none"/>
-        </w:rPr>
-        <w:t>9. Repeat the flow for the member with an empty / missing ARIO_CODE value and verify the "Owner Code" row shows a blank string</w:t>
-      </w:r>
-    </w:p>
-    <w:p>
-      <w:pPr>
-        <w:spacing w:before="0" w:after="40"/>
-        <w:ind w:left="360" w:hanging="240"/>
-      </w:pPr>
-      <w:r>
-        <w:rPr>
-          <w:rFonts w:ascii="Arial" w:hAnsi="Arial" w:eastAsia="Arial" w:cs="Arial"/>
-          <w:b w:val="0"/>
-          <w:color w:val="000000"/>
-          <w:sz w:val="20"/>
-          <w:u w:val="none"/>
-        </w:rPr>
-        <w:t>10. Click the button "Set Member" and verify the member details including "Owner Code" are stored in the check</w:t>
-      </w:r>
-    </w:p>
-    <w:p>
-      <w:pPr>
-        <w:spacing w:before="0" w:after="40"/>
-        <w:ind w:left="360" w:hanging="240"/>
-      </w:pPr>
-      <w:r>
-        <w:rPr>
-          <w:rFonts w:ascii="Arial" w:hAnsi="Arial" w:eastAsia="Arial" w:cs="Arial"/>
-          <w:b w:val="0"/>
-          <w:color w:val="000000"/>
-          <w:sz w:val="20"/>
-          <w:u w:val="none"/>
-        </w:rPr>
-        <w:t>11. Repeat the same flow on the vertical mobile view</w:t>
+        <w:t>3. Review the end of the member details.</w:t>
       </w:r>
     </w:p>
     <w:p>
@@ -1371,7 +843,7 @@
           <w:sz w:val="20"/>
           <w:u w:val="none"/>
         </w:rPr>
-        <w:t>1. The "Set Member" function triggers the Aspen member enquiry and returns the target member on both horizontal desktop view and vertical mobile view</w:t>
+        <w:t>1. The system goes directly to the member details page when only one member is found.</w:t>
       </w:r>
     </w:p>
     <w:p>
@@ -1387,7 +859,7 @@
           <w:sz w:val="20"/>
           <w:u w:val="none"/>
         </w:rPr>
-        <w:t>2. The member details page (tab "Basic Information") shows the member details</w:t>
+        <w:t>2. An "Owner Code" row is inserted at the end of the member details showing the ARIO_CODE value.</w:t>
       </w:r>
     </w:p>
     <w:p>
@@ -1403,55 +875,7 @@
           <w:sz w:val="20"/>
           <w:u w:val="none"/>
         </w:rPr>
-        <w:t>3. The system inserts a row "Owner Code" at the end of the member details on both horizontal desktop view and vertical mobile view</w:t>
-      </w:r>
-    </w:p>
-    <w:p>
-      <w:pPr>
-        <w:spacing w:before="0" w:after="40"/>
-        <w:ind w:left="360" w:hanging="240"/>
-      </w:pPr>
-      <w:r>
-        <w:rPr>
-          <w:rFonts w:ascii="Arial" w:hAnsi="Arial" w:eastAsia="Arial" w:cs="Arial"/>
-          <w:b w:val="0"/>
-          <w:color w:val="000000"/>
-          <w:sz w:val="20"/>
-          <w:u w:val="none"/>
-        </w:rPr>
-        <w:t>4. For the member with a non-empty ARIO_CODE value, the ARIO_CODE value is shown in the "Owner Code" row</w:t>
-      </w:r>
-    </w:p>
-    <w:p>
-      <w:pPr>
-        <w:spacing w:before="0" w:after="40"/>
-        <w:ind w:left="360" w:hanging="240"/>
-      </w:pPr>
-      <w:r>
-        <w:rPr>
-          <w:rFonts w:ascii="Arial" w:hAnsi="Arial" w:eastAsia="Arial" w:cs="Arial"/>
-          <w:b w:val="0"/>
-          <w:color w:val="000000"/>
-          <w:sz w:val="20"/>
-          <w:u w:val="none"/>
-        </w:rPr>
-        <w:t>5. For the member with an empty / missing ARIO_CODE value, a blank string is shown in the "Owner Code" row</w:t>
-      </w:r>
-    </w:p>
-    <w:p>
-      <w:pPr>
-        <w:spacing w:before="0" w:after="40"/>
-        <w:ind w:left="360" w:hanging="240"/>
-      </w:pPr>
-      <w:r>
-        <w:rPr>
-          <w:rFonts w:ascii="Arial" w:hAnsi="Arial" w:eastAsia="Arial" w:cs="Arial"/>
-          <w:b w:val="0"/>
-          <w:color w:val="000000"/>
-          <w:sz w:val="20"/>
-          <w:u w:val="none"/>
-        </w:rPr>
-        <w:t>6. After clicking "Set Member", the member details including "Owner Code" are stored in the check</w:t>
+        <w:t>3. The other member details remain unchanged.</w:t>
       </w:r>
     </w:p>
     <w:p>
@@ -1466,7 +890,7 @@
           <w:sz w:val="22"/>
           <w:u w:val="none"/>
         </w:rPr>
-        <w:t>F3.2.Verify Owner Code Row Is Not Inserted On Member Details Page When Setup Is No Or Empty</w:t>
+        <w:t>F3.2. Owner Code Row Displayed After Selecting a Member from the Search List</w:t>
       </w:r>
     </w:p>
     <w:p>
@@ -1497,7 +921,7 @@
           <w:sz w:val="20"/>
           <w:u w:val="none"/>
         </w:rPr>
-        <w:t>1. The fixed POS client build is deployed on a Workstation (horizontal desktop view) and a vertical mobile device</w:t>
+        <w:t>1. "Display Owner Code in Member Enquiry Result" is set to Yes.</w:t>
       </w:r>
     </w:p>
     <w:p>
@@ -1513,7 +937,7 @@
           <w:sz w:val="20"/>
           <w:u w:val="none"/>
         </w:rPr>
-        <w:t>2. An Aspen XML membership interface is configured with "Display Owner Code in Member Enquiry Result" = No (or left empty)</w:t>
+        <w:t>2. The external party returns multiple members with non-empty ARIO_CODE values.</w:t>
       </w:r>
     </w:p>
     <w:p>
@@ -1529,23 +953,7 @@
           <w:sz w:val="20"/>
           <w:u w:val="none"/>
         </w:rPr>
-        <w:t>3. An Aspen member with a non-empty ARIO_CODE value exists on the external party</w:t>
-      </w:r>
-    </w:p>
-    <w:p>
-      <w:pPr>
-        <w:spacing w:before="0" w:after="40"/>
-        <w:ind w:left="360" w:hanging="240"/>
-      </w:pPr>
-      <w:r>
-        <w:rPr>
-          <w:rFonts w:ascii="Arial" w:hAnsi="Arial" w:eastAsia="Arial" w:cs="Arial"/>
-          <w:b w:val="0"/>
-          <w:color w:val="000000"/>
-          <w:sz w:val="20"/>
-          <w:u w:val="none"/>
-        </w:rPr>
-        <w:t>4. Test environment: Local / HQ test environment</w:t>
+        <w:t>3. A new check is opened.</w:t>
       </w:r>
     </w:p>
     <w:p>
@@ -1576,7 +984,7 @@
           <w:sz w:val="20"/>
           <w:u w:val="none"/>
         </w:rPr>
-        <w:t>1. Open a new check on the POS client on the horizontal desktop view</w:t>
+        <w:t>1. Click "Set Member", input the search criteria, and click "Enter".</w:t>
       </w:r>
     </w:p>
     <w:p>
@@ -1592,7 +1000,7 @@
           <w:sz w:val="20"/>
           <w:u w:val="none"/>
         </w:rPr>
-        <w:t>2. Click the function "Set Member"</w:t>
+        <w:t>2. Select the target member from the returned search list.</w:t>
       </w:r>
     </w:p>
     <w:p>
@@ -1608,103 +1016,7 @@
           <w:sz w:val="20"/>
           <w:u w:val="none"/>
         </w:rPr>
-        <w:t>3. Input the search criteria for the member with a non-empty ARIO_CODE value</w:t>
-      </w:r>
-    </w:p>
-    <w:p>
-      <w:pPr>
-        <w:spacing w:before="0" w:after="40"/>
-        <w:ind w:left="360" w:hanging="240"/>
-      </w:pPr>
-      <w:r>
-        <w:rPr>
-          <w:rFonts w:ascii="Arial" w:hAnsi="Arial" w:eastAsia="Arial" w:cs="Arial"/>
-          <w:b w:val="0"/>
-          <w:color w:val="000000"/>
-          <w:sz w:val="20"/>
-          <w:u w:val="none"/>
-        </w:rPr>
-        <w:t>4. Click the button "Enter"</w:t>
-      </w:r>
-    </w:p>
-    <w:p>
-      <w:pPr>
-        <w:spacing w:before="0" w:after="40"/>
-        <w:ind w:left="360" w:hanging="240"/>
-      </w:pPr>
-      <w:r>
-        <w:rPr>
-          <w:rFonts w:ascii="Arial" w:hAnsi="Arial" w:eastAsia="Arial" w:cs="Arial"/>
-          <w:b w:val="0"/>
-          <w:color w:val="000000"/>
-          <w:sz w:val="20"/>
-          <w:u w:val="none"/>
-        </w:rPr>
-        <w:t>5. If multiple members are returned, select the target member; if only one member is returned, go to step 6</w:t>
-      </w:r>
-    </w:p>
-    <w:p>
-      <w:pPr>
-        <w:spacing w:before="0" w:after="40"/>
-        <w:ind w:left="360" w:hanging="240"/>
-      </w:pPr>
-      <w:r>
-        <w:rPr>
-          <w:rFonts w:ascii="Arial" w:hAnsi="Arial" w:eastAsia="Arial" w:cs="Arial"/>
-          <w:b w:val="0"/>
-          <w:color w:val="000000"/>
-          <w:sz w:val="20"/>
-          <w:u w:val="none"/>
-        </w:rPr>
-        <w:t>6. Verify the system shows the member details page (tab "Basic Information")</w:t>
-      </w:r>
-    </w:p>
-    <w:p>
-      <w:pPr>
-        <w:spacing w:before="0" w:after="40"/>
-        <w:ind w:left="360" w:hanging="240"/>
-      </w:pPr>
-      <w:r>
-        <w:rPr>
-          <w:rFonts w:ascii="Arial" w:hAnsi="Arial" w:eastAsia="Arial" w:cs="Arial"/>
-          <w:b w:val="0"/>
-          <w:color w:val="000000"/>
-          <w:sz w:val="20"/>
-          <w:u w:val="none"/>
-        </w:rPr>
-        <w:t>7. Verify the system does NOT insert an "Owner Code" row at the end of the member details</w:t>
-      </w:r>
-    </w:p>
-    <w:p>
-      <w:pPr>
-        <w:spacing w:before="0" w:after="40"/>
-        <w:ind w:left="360" w:hanging="240"/>
-      </w:pPr>
-      <w:r>
-        <w:rPr>
-          <w:rFonts w:ascii="Arial" w:hAnsi="Arial" w:eastAsia="Arial" w:cs="Arial"/>
-          <w:b w:val="0"/>
-          <w:color w:val="000000"/>
-          <w:sz w:val="20"/>
-          <w:u w:val="none"/>
-        </w:rPr>
-        <w:t>8. Click the button "Set Member" and verify the member is set without the "Owner Code" stored in the check</w:t>
-      </w:r>
-    </w:p>
-    <w:p>
-      <w:pPr>
-        <w:spacing w:before="0" w:after="40"/>
-        <w:ind w:left="360" w:hanging="240"/>
-      </w:pPr>
-      <w:r>
-        <w:rPr>
-          <w:rFonts w:ascii="Arial" w:hAnsi="Arial" w:eastAsia="Arial" w:cs="Arial"/>
-          <w:b w:val="0"/>
-          <w:color w:val="000000"/>
-          <w:sz w:val="20"/>
-          <w:u w:val="none"/>
-        </w:rPr>
-        <w:t>9. Repeat the same flow on the vertical mobile view</w:t>
+        <w:t>3. Review the member details page.</w:t>
       </w:r>
     </w:p>
     <w:p>
@@ -1735,7 +1047,7 @@
           <w:sz w:val="20"/>
           <w:u w:val="none"/>
         </w:rPr>
-        <w:t>1. The "Set Member" function triggers the Aspen member enquiry and returns the target member on both horizontal desktop view and vertical mobile view</w:t>
+        <w:t>1. The member details page for the selected member is displayed.</w:t>
       </w:r>
     </w:p>
     <w:p>
@@ -1751,7 +1063,7 @@
           <w:sz w:val="20"/>
           <w:u w:val="none"/>
         </w:rPr>
-        <w:t>2. The member details page (tab "Basic Information") shows the member details</w:t>
+        <w:t>2. The "Owner Code" row is shown at the end of the member details with the selected member's ARIO_CODE value.</w:t>
       </w:r>
     </w:p>
     <w:p>
@@ -1767,39 +1079,7 @@
           <w:sz w:val="20"/>
           <w:u w:val="none"/>
         </w:rPr>
-        <w:t>3. The system does NOT insert an "Owner Code" row at the end of the member details — follows existing handling</w:t>
-      </w:r>
-    </w:p>
-    <w:p>
-      <w:pPr>
-        <w:spacing w:before="0" w:after="40"/>
-        <w:ind w:left="360" w:hanging="240"/>
-      </w:pPr>
-      <w:r>
-        <w:rPr>
-          <w:rFonts w:ascii="Arial" w:hAnsi="Arial" w:eastAsia="Arial" w:cs="Arial"/>
-          <w:b w:val="0"/>
-          <w:color w:val="000000"/>
-          <w:sz w:val="20"/>
-          <w:u w:val="none"/>
-        </w:rPr>
-        <w:t>4. After clicking "Set Member", the member is set without the "Owner Code" stored in the check</w:t>
-      </w:r>
-    </w:p>
-    <w:p>
-      <w:pPr>
-        <w:spacing w:before="0" w:after="40"/>
-        <w:ind w:left="360" w:hanging="240"/>
-      </w:pPr>
-      <w:r>
-        <w:rPr>
-          <w:rFonts w:ascii="Arial" w:hAnsi="Arial" w:eastAsia="Arial" w:cs="Arial"/>
-          <w:b w:val="0"/>
-          <w:color w:val="000000"/>
-          <w:sz w:val="20"/>
-          <w:u w:val="none"/>
-        </w:rPr>
-        <w:t>5. The behaviour is consistent when "Display Owner Code in Member Enquiry Result" is set to No or left empty</w:t>
+        <w:t>3. The other member information remains correct.</w:t>
       </w:r>
     </w:p>
     <w:p>
@@ -1814,22 +1094,7 @@
           <w:sz w:val="24"/>
           <w:u w:val="none"/>
         </w:rPr>
-        <w:t>F4.Regression — Aspen Membership And Reporting Flows</w:t>
-      </w:r>
-    </w:p>
-    <w:p>
-      <w:pPr>
-        <w:spacing w:before="120" w:after="60"/>
-      </w:pPr>
-      <w:r>
-        <w:rPr>
-          <w:rFonts w:ascii="Arial" w:hAnsi="Arial" w:eastAsia="Arial" w:cs="Arial"/>
-          <w:b/>
-          <w:color w:val="001EFF"/>
-          <w:sz w:val="22"/>
-          <w:u w:val="none"/>
-        </w:rPr>
-        <w:t>F4.1.Verify Existing Aspen Member Enquiry And Membership Reporting Are Preserved</w:t>
+        <w:t>F4. Owner Code Stored in the Check after Set Member</w:t>
       </w:r>
     </w:p>
     <w:p>
@@ -1860,7 +1125,7 @@
           <w:sz w:val="20"/>
           <w:u w:val="none"/>
         </w:rPr>
-        <w:t>1. The fixed POS client build is deployed on a Workstation (horizontal desktop view) and a vertical mobile device</w:t>
+        <w:t>1. "Display Owner Code in Member Enquiry Result" is set to Yes.</w:t>
       </w:r>
     </w:p>
     <w:p>
@@ -1876,7 +1141,7 @@
           <w:sz w:val="20"/>
           <w:u w:val="none"/>
         </w:rPr>
-        <w:t>2. An Aspen XML membership interface is configured with "Display Owner Code in Member Enquiry Result" = Yes</w:t>
+        <w:t>2. A member with a non-empty ARIO_CODE is available.</w:t>
       </w:r>
     </w:p>
     <w:p>
@@ -1892,7 +1157,7 @@
           <w:sz w:val="20"/>
           <w:u w:val="none"/>
         </w:rPr>
-        <w:t>3. Test environment: Local / HQ test environment</w:t>
+        <w:t>3. A new check is opened.</w:t>
       </w:r>
     </w:p>
     <w:p>
@@ -1923,7 +1188,7 @@
           <w:sz w:val="20"/>
           <w:u w:val="none"/>
         </w:rPr>
-        <w:t>1. Open a new check on the POS client, click "Set Member", perform an Aspen member enquiry and set the member (including the "Owner Code" stored in the check)</w:t>
+        <w:t>1. Click "Set Member" and search for the prepared member.</w:t>
       </w:r>
     </w:p>
     <w:p>
@@ -1939,7 +1204,7 @@
           <w:sz w:val="20"/>
           <w:u w:val="none"/>
         </w:rPr>
-        <w:t>2. Order items, apply a payment and close the check</w:t>
+        <w:t>2. Select the member and open the member details page.</w:t>
       </w:r>
     </w:p>
     <w:p>
@@ -1955,7 +1220,7 @@
           <w:sz w:val="20"/>
           <w:u w:val="none"/>
         </w:rPr>
-        <w:t>3. Open the Discount Report (ASPEN member) — CUS0356 — on the local server and verify the ASPEN member related redemption records are reflected correctly</w:t>
+        <w:t>3. Click "Set Member" to attach the member to the check.</w:t>
       </w:r>
     </w:p>
     <w:p>
@@ -1971,23 +1236,7 @@
           <w:sz w:val="20"/>
           <w:u w:val="none"/>
         </w:rPr>
-        <w:t>4. Open the Menu Lookup Report By Shop and Status — CUS0304 — and the Item Listing Report (With Status) — CUS0353 — and verify the report data is consistent</w:t>
-      </w:r>
-    </w:p>
-    <w:p>
-      <w:pPr>
-        <w:spacing w:before="0" w:after="40"/>
-        <w:ind w:left="360" w:hanging="240"/>
-      </w:pPr>
-      <w:r>
-        <w:rPr>
-          <w:rFonts w:ascii="Arial" w:hAnsi="Arial" w:eastAsia="Arial" w:cs="Arial"/>
-          <w:b w:val="0"/>
-          <w:color w:val="000000"/>
-          <w:sz w:val="20"/>
-          <w:u w:val="none"/>
-        </w:rPr>
-        <w:t>5. Inspect the POS client and LS logs for any Aspen-membership-related errors</w:t>
+        <w:t>4. Review the member information stored on the check.</w:t>
       </w:r>
     </w:p>
     <w:p>
@@ -2018,7 +1267,7 @@
           <w:sz w:val="20"/>
           <w:u w:val="none"/>
         </w:rPr>
-        <w:t>1. The Aspen member enquiry, set member (including "Owner Code" stored in the check), order, payment and close check flows complete successfully</w:t>
+        <w:t>1. The member is attached to the check successfully.</w:t>
       </w:r>
     </w:p>
     <w:p>
@@ -2034,7 +1283,7 @@
           <w:sz w:val="20"/>
           <w:u w:val="none"/>
         </w:rPr>
-        <w:t>2. The Discount Report (ASPEN member) — CUS0356 — reflects the ASPEN member related redemption records correctly — no regression is introduced by the Owner Code feature</w:t>
+        <w:t>2. The member details including the Owner Code are stored in the check.</w:t>
       </w:r>
     </w:p>
     <w:p>
@@ -2050,7 +1299,37 @@
           <w:sz w:val="20"/>
           <w:u w:val="none"/>
         </w:rPr>
-        <w:t>3. The Menu Lookup Report By Shop and Status — CUS0304 — and the Item Listing Report (With Status) — CUS0353 — show consistent data — no regression is introduced</w:t>
+        <w:t>3. The check continues to the normal ordering workflow without error.</w:t>
+      </w:r>
+    </w:p>
+    <w:p>
+      <w:pPr>
+        <w:spacing w:before="160" w:after="80"/>
+      </w:pPr>
+      <w:r>
+        <w:rPr>
+          <w:rFonts w:ascii="Arial" w:hAnsi="Arial" w:eastAsia="Arial" w:cs="Arial"/>
+          <w:b/>
+          <w:color w:val="001EFF"/>
+          <w:sz w:val="24"/>
+          <w:u w:val="none"/>
+        </w:rPr>
+        <w:t>F5. Existing Workflow When Owner Code Display Is Disabled</w:t>
+      </w:r>
+    </w:p>
+    <w:p>
+      <w:pPr>
+        <w:spacing w:before="0" w:after="80"/>
+      </w:pPr>
+      <w:r>
+        <w:rPr>
+          <w:rFonts w:ascii="Arial" w:hAnsi="Arial" w:eastAsia="Arial" w:cs="Arial"/>
+          <w:b/>
+          <w:color w:val="000000"/>
+          <w:sz w:val="20"/>
+          <w:u w:val="none"/>
+        </w:rPr>
+        <w:t>Prerequisite(s):</w:t>
       </w:r>
     </w:p>
     <w:p>
@@ -2066,22 +1345,7 @@
           <w:sz w:val="20"/>
           <w:u w:val="none"/>
         </w:rPr>
-        <w:t>4. No Aspen-membership-related errors are observed in the POS client or LS logs</w:t>
-      </w:r>
-    </w:p>
-    <w:p>
-      <w:pPr>
-        <w:spacing w:before="200" w:after="120"/>
-      </w:pPr>
-      <w:r>
-        <w:rPr>
-          <w:rFonts w:ascii="Arial" w:hAnsi="Arial" w:eastAsia="Arial" w:cs="Arial"/>
-          <w:b/>
-          <w:color w:val="000000"/>
-          <w:sz w:val="26"/>
-          <w:u w:val="single"/>
-        </w:rPr>
-        <w:t>Test Environment Information</w:t>
+        <w:t>1. "Display Owner Code in Member Enquiry Result" is empty or set to No for the ASPEN interface.</w:t>
       </w:r>
     </w:p>
     <w:p>
@@ -2097,7 +1361,7 @@
           <w:sz w:val="20"/>
           <w:u w:val="none"/>
         </w:rPr>
-        <w:t>• Local test environment</w:t>
+        <w:t>2. Members are available for search.</w:t>
       </w:r>
     </w:p>
     <w:p>
@@ -2113,22 +1377,7 @@
           <w:sz w:val="20"/>
           <w:u w:val="none"/>
         </w:rPr>
-        <w:t>• HQ test environment</w:t>
-      </w:r>
-    </w:p>
-    <w:p>
-      <w:pPr>
-        <w:spacing w:before="200" w:after="120"/>
-      </w:pPr>
-      <w:r>
-        <w:rPr>
-          <w:rFonts w:ascii="Arial" w:hAnsi="Arial" w:eastAsia="Arial" w:cs="Arial"/>
-          <w:b/>
-          <w:color w:val="000000"/>
-          <w:sz w:val="26"/>
-          <w:u w:val="single"/>
-        </w:rPr>
-        <w:t>Appendix</w:t>
+        <w:t>3. A new check is opened.</w:t>
       </w:r>
     </w:p>
     <w:p>
@@ -2143,7 +1392,7 @@
           <w:sz w:val="20"/>
           <w:u w:val="none"/>
         </w:rPr>
-        <w:t>JIRA Acceptance Criteria (HERO-68888):</w:t>
+        <w:t>Step(s):</w:t>
       </w:r>
     </w:p>
     <w:p>
@@ -2159,7 +1408,7 @@
           <w:sz w:val="20"/>
           <w:u w:val="none"/>
         </w:rPr>
-        <w:t>• Available for Aspen membership interface; supports horizontal desktop view and vertical mobile view.</w:t>
+        <w:t>1. Click "Set Member" and search for members.</w:t>
       </w:r>
     </w:p>
     <w:p>
@@ -2175,7 +1424,7 @@
           <w:sz w:val="20"/>
           <w:u w:val="none"/>
         </w:rPr>
-        <w:t>• System supports display of the Owner Code from the returned enquiry result in the member search list and details page of a member.</w:t>
+        <w:t>2. Review the member search list.</w:t>
       </w:r>
     </w:p>
     <w:p>
@@ -2191,263 +1440,22 @@
           <w:sz w:val="20"/>
           <w:u w:val="none"/>
         </w:rPr>
-        <w:t>• Workflow:</w:t>
+        <w:t>3. Select a member and review the member details page.</w:t>
       </w:r>
     </w:p>
     <w:p>
       <w:pPr>
-        <w:spacing w:before="0" w:after="40"/>
-        <w:ind w:left="720" w:hanging="240"/>
+        <w:spacing w:before="0" w:after="80"/>
       </w:pPr>
       <w:r>
         <w:rPr>
           <w:rFonts w:ascii="Arial" w:hAnsi="Arial" w:eastAsia="Arial" w:cs="Arial"/>
-          <w:b w:val="0"/>
+          <w:b/>
           <w:color w:val="000000"/>
           <w:sz w:val="20"/>
           <w:u w:val="none"/>
         </w:rPr>
-        <w:t>1. Open a new check</w:t>
-      </w:r>
-    </w:p>
-    <w:p>
-      <w:pPr>
-        <w:spacing w:before="0" w:after="40"/>
-        <w:ind w:left="720" w:hanging="240"/>
-      </w:pPr>
-      <w:r>
-        <w:rPr>
-          <w:rFonts w:ascii="Arial" w:hAnsi="Arial" w:eastAsia="Arial" w:cs="Arial"/>
-          <w:b w:val="0"/>
-          <w:color w:val="000000"/>
-          <w:sz w:val="20"/>
-          <w:u w:val="none"/>
-        </w:rPr>
-        <w:t>2. Click function "Set Member"</w:t>
-      </w:r>
-    </w:p>
-    <w:p>
-      <w:pPr>
-        <w:spacing w:before="0" w:after="40"/>
-        <w:ind w:left="720" w:hanging="240"/>
-      </w:pPr>
-      <w:r>
-        <w:rPr>
-          <w:rFonts w:ascii="Arial" w:hAnsi="Arial" w:eastAsia="Arial" w:cs="Arial"/>
-          <w:b w:val="0"/>
-          <w:color w:val="000000"/>
-          <w:sz w:val="20"/>
-          <w:u w:val="none"/>
-        </w:rPr>
-        <w:t>3. If setup "Display Owner Code in Member Enquiry Result" is empty or set to No, follows existing workflow (member search list shows "Member No." and "Name" only — no "Owner Code" column; member details page does not show an "Owner Code" row)</w:t>
-      </w:r>
-    </w:p>
-    <w:p>
-      <w:pPr>
-        <w:spacing w:before="0" w:after="40"/>
-        <w:ind w:left="720" w:hanging="240"/>
-      </w:pPr>
-      <w:r>
-        <w:rPr>
-          <w:rFonts w:ascii="Arial" w:hAnsi="Arial" w:eastAsia="Arial" w:cs="Arial"/>
-          <w:b w:val="0"/>
-          <w:color w:val="000000"/>
-          <w:sz w:val="20"/>
-          <w:u w:val="none"/>
-        </w:rPr>
-        <w:t>4. If setup "Display Owner Code in Member Enquiry Result" is set to Yes, the system adds column "Owner Code" next to "Member No." in the member search list</w:t>
-      </w:r>
-    </w:p>
-    <w:p>
-      <w:pPr>
-        <w:spacing w:before="0" w:after="40"/>
-        <w:ind w:left="720" w:hanging="240"/>
-      </w:pPr>
-      <w:r>
-        <w:rPr>
-          <w:rFonts w:ascii="Arial" w:hAnsi="Arial" w:eastAsia="Arial" w:cs="Arial"/>
-          <w:b w:val="0"/>
-          <w:color w:val="000000"/>
-          <w:sz w:val="20"/>
-          <w:u w:val="none"/>
-        </w:rPr>
-        <w:t>5. System adds column "Owner Code" next to "Member No." in the member search list</w:t>
-      </w:r>
-    </w:p>
-    <w:p>
-      <w:pPr>
-        <w:spacing w:before="0" w:after="40"/>
-        <w:ind w:left="720" w:hanging="240"/>
-      </w:pPr>
-      <w:r>
-        <w:rPr>
-          <w:rFonts w:ascii="Arial" w:hAnsi="Arial" w:eastAsia="Arial" w:cs="Arial"/>
-          <w:b w:val="0"/>
-          <w:color w:val="000000"/>
-          <w:sz w:val="20"/>
-          <w:u w:val="none"/>
-        </w:rPr>
-        <w:t>6. Input search criteria for member search</w:t>
-      </w:r>
-    </w:p>
-    <w:p>
-      <w:pPr>
-        <w:spacing w:before="0" w:after="40"/>
-        <w:ind w:left="720" w:hanging="240"/>
-      </w:pPr>
-      <w:r>
-        <w:rPr>
-          <w:rFonts w:ascii="Arial" w:hAnsi="Arial" w:eastAsia="Arial" w:cs="Arial"/>
-          <w:b w:val="0"/>
-          <w:color w:val="000000"/>
-          <w:sz w:val="20"/>
-          <w:u w:val="none"/>
-        </w:rPr>
-        <w:t>7. Click button "Enter"</w:t>
-      </w:r>
-    </w:p>
-    <w:p>
-      <w:pPr>
-        <w:spacing w:before="0" w:after="40"/>
-        <w:ind w:left="720" w:hanging="240"/>
-      </w:pPr>
-      <w:r>
-        <w:rPr>
-          <w:rFonts w:ascii="Arial" w:hAnsi="Arial" w:eastAsia="Arial" w:cs="Arial"/>
-          <w:b w:val="0"/>
-          <w:color w:val="000000"/>
-          <w:sz w:val="20"/>
-          <w:u w:val="none"/>
-        </w:rPr>
-        <w:t>8. System triggers external party API for Aspen member enquiry</w:t>
-      </w:r>
-    </w:p>
-    <w:p>
-      <w:pPr>
-        <w:spacing w:before="0" w:after="40"/>
-        <w:ind w:left="720" w:hanging="240"/>
-      </w:pPr>
-      <w:r>
-        <w:rPr>
-          <w:rFonts w:ascii="Arial" w:hAnsi="Arial" w:eastAsia="Arial" w:cs="Arial"/>
-          <w:b w:val="0"/>
-          <w:color w:val="000000"/>
-          <w:sz w:val="20"/>
-          <w:u w:val="none"/>
-        </w:rPr>
-        <w:t>9. If only one member is found, go to step 13</w:t>
-      </w:r>
-    </w:p>
-    <w:p>
-      <w:pPr>
-        <w:spacing w:before="0" w:after="40"/>
-        <w:ind w:left="720" w:hanging="240"/>
-      </w:pPr>
-      <w:r>
-        <w:rPr>
-          <w:rFonts w:ascii="Arial" w:hAnsi="Arial" w:eastAsia="Arial" w:cs="Arial"/>
-          <w:b w:val="0"/>
-          <w:color w:val="000000"/>
-          <w:sz w:val="20"/>
-          <w:u w:val="none"/>
-        </w:rPr>
-        <w:t>10. If more than one member is found, system shows the returned member search list</w:t>
-      </w:r>
-    </w:p>
-    <w:p>
-      <w:pPr>
-        <w:spacing w:before="0" w:after="40"/>
-        <w:ind w:left="720" w:hanging="240"/>
-      </w:pPr>
-      <w:r>
-        <w:rPr>
-          <w:rFonts w:ascii="Arial" w:hAnsi="Arial" w:eastAsia="Arial" w:cs="Arial"/>
-          <w:b w:val="0"/>
-          <w:color w:val="000000"/>
-          <w:sz w:val="20"/>
-          <w:u w:val="none"/>
-        </w:rPr>
-        <w:t>11. For each row in the list: if ARIO_CODE is non-empty, show the value in "Owner Code"; if ARIO_CODE is missing or empty, show blank string; system follows existing handling for "Member No." and "Name"</w:t>
-      </w:r>
-    </w:p>
-    <w:p>
-      <w:pPr>
-        <w:spacing w:before="0" w:after="40"/>
-        <w:ind w:left="720" w:hanging="240"/>
-      </w:pPr>
-      <w:r>
-        <w:rPr>
-          <w:rFonts w:ascii="Arial" w:hAnsi="Arial" w:eastAsia="Arial" w:cs="Arial"/>
-          <w:b w:val="0"/>
-          <w:color w:val="000000"/>
-          <w:sz w:val="20"/>
-          <w:u w:val="none"/>
-        </w:rPr>
-        <w:t>12. Select target member</w:t>
-      </w:r>
-    </w:p>
-    <w:p>
-      <w:pPr>
-        <w:spacing w:before="0" w:after="40"/>
-        <w:ind w:left="720" w:hanging="240"/>
-      </w:pPr>
-      <w:r>
-        <w:rPr>
-          <w:rFonts w:ascii="Arial" w:hAnsi="Arial" w:eastAsia="Arial" w:cs="Arial"/>
-          <w:b w:val="0"/>
-          <w:color w:val="000000"/>
-          <w:sz w:val="20"/>
-          <w:u w:val="none"/>
-        </w:rPr>
-        <w:t>13. System shows the member details page (tab "Basic Information")</w:t>
-      </w:r>
-    </w:p>
-    <w:p>
-      <w:pPr>
-        <w:spacing w:before="0" w:after="40"/>
-        <w:ind w:left="720" w:hanging="240"/>
-      </w:pPr>
-      <w:r>
-        <w:rPr>
-          <w:rFonts w:ascii="Arial" w:hAnsi="Arial" w:eastAsia="Arial" w:cs="Arial"/>
-          <w:b w:val="0"/>
-          <w:color w:val="000000"/>
-          <w:sz w:val="20"/>
-          <w:u w:val="none"/>
-        </w:rPr>
-        <w:t>14. If ARIO_CODE is non-empty, system inserts a row "Owner Code" at the end of member details</w:t>
-      </w:r>
-    </w:p>
-    <w:p>
-      <w:pPr>
-        <w:spacing w:before="0" w:after="40"/>
-        <w:ind w:left="720" w:hanging="240"/>
-      </w:pPr>
-      <w:r>
-        <w:rPr>
-          <w:rFonts w:ascii="Arial" w:hAnsi="Arial" w:eastAsia="Arial" w:cs="Arial"/>
-          <w:b w:val="0"/>
-          <w:color w:val="000000"/>
-          <w:sz w:val="20"/>
-          <w:u w:val="none"/>
-        </w:rPr>
-        <w:t>15. Click button "Set Member"</w:t>
-      </w:r>
-    </w:p>
-    <w:p>
-      <w:pPr>
-        <w:spacing w:before="0" w:after="40"/>
-        <w:ind w:left="720" w:hanging="240"/>
-      </w:pPr>
-      <w:r>
-        <w:rPr>
-          <w:rFonts w:ascii="Arial" w:hAnsi="Arial" w:eastAsia="Arial" w:cs="Arial"/>
-          <w:b w:val="0"/>
-          <w:color w:val="000000"/>
-          <w:sz w:val="20"/>
-          <w:u w:val="none"/>
-        </w:rPr>
-        <w:t>16. System stores the member details including "Owner Code" in the check</w:t>
+        <w:t>Test Result(s):</w:t>
       </w:r>
     </w:p>
     <w:p>
@@ -2463,7 +1471,243 @@
           <w:sz w:val="20"/>
           <w:u w:val="none"/>
         </w:rPr>
-        <w:t>• Setup: Go to Infrasys POS platform &gt; Interface Control &gt; Interfaces; configure Aspen XML membership interface with "Display Owner Code in Member Enquiry Result" = Yes / No.</w:t>
+        <w:t>1. The member search list shows "Member No." and "Name" only, with no "Owner Code" column.</w:t>
+      </w:r>
+    </w:p>
+    <w:p>
+      <w:pPr>
+        <w:spacing w:before="0" w:after="40"/>
+        <w:ind w:left="360" w:hanging="240"/>
+      </w:pPr>
+      <w:r>
+        <w:rPr>
+          <w:rFonts w:ascii="Arial" w:hAnsi="Arial" w:eastAsia="Arial" w:cs="Arial"/>
+          <w:b w:val="0"/>
+          <w:color w:val="000000"/>
+          <w:sz w:val="20"/>
+          <w:u w:val="none"/>
+        </w:rPr>
+        <w:t>2. The member details page does not show an "Owner Code" row.</w:t>
+      </w:r>
+    </w:p>
+    <w:p>
+      <w:pPr>
+        <w:spacing w:before="0" w:after="40"/>
+        <w:ind w:left="360" w:hanging="240"/>
+      </w:pPr>
+      <w:r>
+        <w:rPr>
+          <w:rFonts w:ascii="Arial" w:hAnsi="Arial" w:eastAsia="Arial" w:cs="Arial"/>
+          <w:b w:val="0"/>
+          <w:color w:val="000000"/>
+          <w:sz w:val="20"/>
+          <w:u w:val="none"/>
+        </w:rPr>
+        <w:t>3. The entire Set Member workflow follows the existing behavior.</w:t>
+      </w:r>
+    </w:p>
+    <w:p>
+      <w:pPr>
+        <w:spacing w:before="160" w:after="80"/>
+      </w:pPr>
+      <w:r>
+        <w:rPr>
+          <w:rFonts w:ascii="Arial" w:hAnsi="Arial" w:eastAsia="Arial" w:cs="Arial"/>
+          <w:b/>
+          <w:color w:val="001EFF"/>
+          <w:sz w:val="24"/>
+          <w:u w:val="none"/>
+        </w:rPr>
+        <w:t>F6. Owner Code Display in Horizontal and Vertical Views</w:t>
+      </w:r>
+    </w:p>
+    <w:p>
+      <w:pPr>
+        <w:spacing w:before="0" w:after="80"/>
+      </w:pPr>
+      <w:r>
+        <w:rPr>
+          <w:rFonts w:ascii="Arial" w:hAnsi="Arial" w:eastAsia="Arial" w:cs="Arial"/>
+          <w:b/>
+          <w:color w:val="000000"/>
+          <w:sz w:val="20"/>
+          <w:u w:val="none"/>
+        </w:rPr>
+        <w:t>Prerequisite(s):</w:t>
+      </w:r>
+    </w:p>
+    <w:p>
+      <w:pPr>
+        <w:spacing w:before="0" w:after="40"/>
+        <w:ind w:left="360" w:hanging="240"/>
+      </w:pPr>
+      <w:r>
+        <w:rPr>
+          <w:rFonts w:ascii="Arial" w:hAnsi="Arial" w:eastAsia="Arial" w:cs="Arial"/>
+          <w:b w:val="0"/>
+          <w:color w:val="000000"/>
+          <w:sz w:val="20"/>
+          <w:u w:val="none"/>
+        </w:rPr>
+        <w:t>1. "Display Owner Code in Member Enquiry Result" is set to Yes.</w:t>
+      </w:r>
+    </w:p>
+    <w:p>
+      <w:pPr>
+        <w:spacing w:before="0" w:after="40"/>
+        <w:ind w:left="360" w:hanging="240"/>
+      </w:pPr>
+      <w:r>
+        <w:rPr>
+          <w:rFonts w:ascii="Arial" w:hAnsi="Arial" w:eastAsia="Arial" w:cs="Arial"/>
+          <w:b w:val="0"/>
+          <w:color w:val="000000"/>
+          <w:sz w:val="20"/>
+          <w:u w:val="none"/>
+        </w:rPr>
+        <w:t>2. A Workstation in horizontal desktop view and a mobile device in vertical mobile view are available.</w:t>
+      </w:r>
+    </w:p>
+    <w:p>
+      <w:pPr>
+        <w:spacing w:before="0" w:after="40"/>
+        <w:ind w:left="360" w:hanging="240"/>
+      </w:pPr>
+      <w:r>
+        <w:rPr>
+          <w:rFonts w:ascii="Arial" w:hAnsi="Arial" w:eastAsia="Arial" w:cs="Arial"/>
+          <w:b w:val="0"/>
+          <w:color w:val="000000"/>
+          <w:sz w:val="20"/>
+          <w:u w:val="none"/>
+        </w:rPr>
+        <w:t>3. Members with non-empty ARIO_CODE are available.</w:t>
+      </w:r>
+    </w:p>
+    <w:p>
+      <w:pPr>
+        <w:spacing w:before="0" w:after="80"/>
+      </w:pPr>
+      <w:r>
+        <w:rPr>
+          <w:rFonts w:ascii="Arial" w:hAnsi="Arial" w:eastAsia="Arial" w:cs="Arial"/>
+          <w:b/>
+          <w:color w:val="000000"/>
+          <w:sz w:val="20"/>
+          <w:u w:val="none"/>
+        </w:rPr>
+        <w:t>Step(s):</w:t>
+      </w:r>
+    </w:p>
+    <w:p>
+      <w:pPr>
+        <w:spacing w:before="0" w:after="40"/>
+        <w:ind w:left="360" w:hanging="240"/>
+      </w:pPr>
+      <w:r>
+        <w:rPr>
+          <w:rFonts w:ascii="Arial" w:hAnsi="Arial" w:eastAsia="Arial" w:cs="Arial"/>
+          <w:b w:val="0"/>
+          <w:color w:val="000000"/>
+          <w:sz w:val="20"/>
+          <w:u w:val="none"/>
+        </w:rPr>
+        <w:t>1. On the horizontal desktop view, perform a member search and open the member details.</w:t>
+      </w:r>
+    </w:p>
+    <w:p>
+      <w:pPr>
+        <w:spacing w:before="0" w:after="40"/>
+        <w:ind w:left="360" w:hanging="240"/>
+      </w:pPr>
+      <w:r>
+        <w:rPr>
+          <w:rFonts w:ascii="Arial" w:hAnsi="Arial" w:eastAsia="Arial" w:cs="Arial"/>
+          <w:b w:val="0"/>
+          <w:color w:val="000000"/>
+          <w:sz w:val="20"/>
+          <w:u w:val="none"/>
+        </w:rPr>
+        <w:t>2. Check the Owner Code column and Owner Code row.</w:t>
+      </w:r>
+    </w:p>
+    <w:p>
+      <w:pPr>
+        <w:spacing w:before="0" w:after="40"/>
+        <w:ind w:left="360" w:hanging="240"/>
+      </w:pPr>
+      <w:r>
+        <w:rPr>
+          <w:rFonts w:ascii="Arial" w:hAnsi="Arial" w:eastAsia="Arial" w:cs="Arial"/>
+          <w:b w:val="0"/>
+          <w:color w:val="000000"/>
+          <w:sz w:val="20"/>
+          <w:u w:val="none"/>
+        </w:rPr>
+        <w:t>3. Repeat the same operations on the vertical mobile view.</w:t>
+      </w:r>
+    </w:p>
+    <w:p>
+      <w:pPr>
+        <w:spacing w:before="0" w:after="80"/>
+      </w:pPr>
+      <w:r>
+        <w:rPr>
+          <w:rFonts w:ascii="Arial" w:hAnsi="Arial" w:eastAsia="Arial" w:cs="Arial"/>
+          <w:b/>
+          <w:color w:val="000000"/>
+          <w:sz w:val="20"/>
+          <w:u w:val="none"/>
+        </w:rPr>
+        <w:t>Test Result(s):</w:t>
+      </w:r>
+    </w:p>
+    <w:p>
+      <w:pPr>
+        <w:spacing w:before="0" w:after="40"/>
+        <w:ind w:left="360" w:hanging="240"/>
+      </w:pPr>
+      <w:r>
+        <w:rPr>
+          <w:rFonts w:ascii="Arial" w:hAnsi="Arial" w:eastAsia="Arial" w:cs="Arial"/>
+          <w:b w:val="0"/>
+          <w:color w:val="000000"/>
+          <w:sz w:val="20"/>
+          <w:u w:val="none"/>
+        </w:rPr>
+        <w:t>1. The Owner Code column in the search list and the Owner Code row in member details are displayed correctly in horizontal desktop view.</w:t>
+      </w:r>
+    </w:p>
+    <w:p>
+      <w:pPr>
+        <w:spacing w:before="0" w:after="40"/>
+        <w:ind w:left="360" w:hanging="240"/>
+      </w:pPr>
+      <w:r>
+        <w:rPr>
+          <w:rFonts w:ascii="Arial" w:hAnsi="Arial" w:eastAsia="Arial" w:cs="Arial"/>
+          <w:b w:val="0"/>
+          <w:color w:val="000000"/>
+          <w:sz w:val="20"/>
+          <w:u w:val="none"/>
+        </w:rPr>
+        <w:t>2. The same Owner Code information is displayed correctly in vertical mobile view.</w:t>
+      </w:r>
+    </w:p>
+    <w:p>
+      <w:pPr>
+        <w:spacing w:before="0" w:after="40"/>
+        <w:ind w:left="360" w:hanging="240"/>
+      </w:pPr>
+      <w:r>
+        <w:rPr>
+          <w:rFonts w:ascii="Arial" w:hAnsi="Arial" w:eastAsia="Arial" w:cs="Arial"/>
+          <w:b w:val="0"/>
+          <w:color w:val="000000"/>
+          <w:sz w:val="20"/>
+          <w:u w:val="none"/>
+        </w:rPr>
+        <w:t>3. The layout adapts to each view without missing or truncated Owner Code content.</w:t>
       </w:r>
     </w:p>
     <w:sectPr>
